--- a/_implementation-notes/evening-series/FotH Pilot Session 10 Evening Run Sheet DRAFT v1.docx
+++ b/_implementation-notes/evening-series/FotH Pilot Session 10 Evening Run Sheet DRAFT v1.docx
@@ -591,7 +591,7 @@
           <w:b/>
           <w:bCs/>
         </w:rPr>
-        <w:t xml:space="preserve">The practice, week one.</w:t>
+        <w:t>The homework practice, week one.</w:t>
       </w:r>
       <w:r>
         <w:t xml:space="preserve"> </w:t>
@@ -647,7 +647,7 @@
           <w:b/>
           <w:bCs/>
         </w:rPr>
-        <w:t xml:space="preserve">The practice, week two.</w:t>
+        <w:t>The homework practice, week two.</w:t>
       </w:r>
       <w:r>
         <w:t xml:space="preserve"> </w:t>
@@ -778,6 +778,66 @@
       </w:r>
       <w:r>
         <w:t xml:space="preserve">above is the default, not the decision.</w:t>
+      </w:r>
+    </w:p>
+    <w:p>
+      <w:pPr>
+        <w:pStyle w:val="Compact"/>
+        <w:numPr>
+          <w:ilvl w:val="0"/>
+          <w:numId w:val="1002"/>
+        </w:numPr>
+      </w:pPr>
+      <w:r>
+        <w:t>The evening opens on the map.</w:t>
+      </w:r>
+      <w:r>
+        <w:t xml:space="preserve"> The Four Connects grounding slide now opens every session. Session 10 stands in the third box — Connect with God — walked again, teen-led. Each connection makes the next one real (Matt. 22:37–40).</w:t>
+      </w:r>
+    </w:p>
+    <w:p>
+      <w:pPr>
+        <w:pStyle w:val="Compact"/>
+        <w:numPr>
+          <w:ilvl w:val="0"/>
+          <w:numId w:val="1002"/>
+        </w:numPr>
+      </w:pPr>
+      <w:r>
+        <w:t>A pair leads, visibly.</w:t>
+      </w:r>
+      <w:r>
+        <w:t xml:space="preserve"> Name it in the welcome: two leaders hold tonight — container and content — and the room will see the evening handed back and forth between them. That is the design. The pair practices the session together before the evening (at the planning lab, or before dinner), so each knows who is where in the flow.</w:t>
+      </w:r>
+    </w:p>
+    <w:p>
+      <w:pPr>
+        <w:pStyle w:val="Compact"/>
+        <w:numPr>
+          <w:ilvl w:val="0"/>
+          <w:numId w:val="1002"/>
+        </w:numPr>
+      </w:pPr>
+      <w:r>
+        <w:t>Split only if the room needs it.</w:t>
+      </w:r>
+      <w:r>
+        <w:t xml:space="preserve"> Any split-and-merge assumes numbers. With six or so around the table, stay one circle — or drop into quick pair work in place, knee to knee, which does the same work faster. Pair work is also the standing time-recovery lever: a full split-and-merge costs about five minutes.</w:t>
+      </w:r>
+    </w:p>
+    <w:p>
+      <w:pPr>
+        <w:pStyle w:val="Compact"/>
+        <w:numPr>
+          <w:ilvl w:val="0"/>
+          <w:numId w:val="1002"/>
+        </w:numPr>
+      </w:pPr>
+      <w:r>
+        <w:t>The container holder is the busier seat.</w:t>
+      </w:r>
+      <w:r>
+        <w:t xml:space="preserve"> Clock and room both: a continuous read against safe, present, clear, intentional — noticing anyone triggered or checked out. Anything of weight goes to the backstop adult; that handoff is the bright line working, not the container failing.</w:t>
       </w:r>
     </w:p>
     <w:bookmarkEnd w:id="11"/>

--- a/_implementation-notes/evening-series/FotH Pilot Session 10 Evening Run Sheet DRAFT v1.docx
+++ b/_implementation-notes/evening-series/FotH Pilot Session 10 Evening Run Sheet DRAFT v1.docx
@@ -9,6 +9,18 @@
       </w:pPr>
       <w:r>
         <w:t xml:space="preserve">Session 10, Evening Form — THE GARDEN OF YOUR HEART II</w:t>
+      </w:r>
+    </w:p>
+    <w:p>
+      <w:pPr>
+        <w:pStyle w:val="FirstParagraph"/>
+      </w:pPr>
+      <w:r>
+        <w:rPr>
+          <w:b/>
+          <w:bCs/>
+        </w:rPr>
+        <w:t>HELD IN RESERVE (2026-09-16). The current-condition walk folds this second guided run into the week’s returns after the combined Session 9–10 evening — the returns ARE the second visit, received at the next check-in. See “FotH Pilot Session 9-10 Combined Evening Run Sheet”. This separate evening stands ready for a larger room of newer people; back up to it whenever the room grows.</w:t>
       </w:r>
     </w:p>
     <w:p>

--- a/_implementation-notes/evening-series/FotH Pilot Session 10 Evening Run Sheet DRAFT v1.docx
+++ b/_implementation-notes/evening-series/FotH Pilot Session 10 Evening Run Sheet DRAFT v1.docx
@@ -434,7 +434,7 @@
               <w:pStyle w:val="Compact"/>
             </w:pPr>
             <w:r>
-              <w:t xml:space="preserve">Content presenter; container holder watching the room</w:t>
+              <w:t xml:space="preserve">Container holder leads the merge; content presenter supporting</w:t>
             </w:r>
           </w:p>
         </w:tc>
